--- a/public/downloads/wzor-zakonczenia-pracy-magisterskiej.docx
+++ b/public/downloads/wzor-zakonczenia-pracy-magisterskiej.docx
@@ -45,7 +45,7 @@
         <w:t xml:space="preserve">. Nie wprowadzaj tu nowych danych ani cytowań. Poniżej wzór z komentarzem. Pełny poradnik: praca-magisterska.pl/poradniki/zakonczenie/</w:t>
       </w:r>
     </w:p>
-    <w:bookmarkStart w:id="23" w:name="zakończenie"/>
+    <w:bookmarkStart w:id="13" w:name="_zakończenie"/>
     <w:p>
       <w:pPr>
         <w:pStyle w:val="Heading1"/>
@@ -64,7 +64,7 @@
     </w:p>
     <w:p>
       <w:pPr>
-        <w:pStyle w:val="BodyText"/>
+        <w:pStyle w:val="FirstParagraph"/>
       </w:pPr>
       <w:r>
         <w:t xml:space="preserve">Celem niniejszej pracy było określenie związku między poczuciem własnej skuteczności a poziomem wypalenia zawodowego nauczycieli edukacji wczesnoszkolnej. Aby go zrealizować, przeprowadzono badanie ilościowe na próbie 142 nauczycieli z wykorzystaniem dwóch standaryzowanych narzędzi.</w:t>
@@ -148,7 +148,7 @@
     </w:p>
     <w:p>
       <w:pPr>
-        <w:pStyle w:val="BodyText"/>
+        <w:pStyle w:val="FirstParagraph"/>
       </w:pPr>
       <w:r>
         <w:t xml:space="preserve">Uzyskane wyniki należy interpretować z uwzględnieniem ograniczeń pracy: przekrojowy charakter badania nie pozwala na wnioskowanie o związkach przyczynowych, a dobór próby ogranicza możliwość uogólnień na całą populację nauczycieli.</w:t>
@@ -217,7 +217,7 @@
           <w:b/>
           <w:bCs/>
         </w:rPr>
-        <w:t xml:space="preserve">Smart-Edu.ai — pierwsza wersja pracy w kilka godzin, nie w kilka miesięcy</w:t>
+        <w:t xml:space="preserve">„Jak napisać pracę magisterską od A do Z” — ebook, 250 stron</w:t>
       </w:r>
     </w:p>
     <w:p>
@@ -225,21 +225,27 @@
         <w:pStyle w:val="Note"/>
       </w:pPr>
       <w:r>
-        <w:t xml:space="preserve">Podajesz temat, kierunek studiów i wytyczne promotora, a sztuczna inteligencja generuje unikalny, gotowy do edycji tekst: z poprawną strukturą rozdziałów, przypisami i bibliografią. Rejestracja jest darmowa, płacisz wyłącznie za wygenerowany tekst.</w:t>
+        <w:t xml:space="preserve">Ten wzór daje gotowy układ. Ebook prowadzi krok po kroku przez każdą część pracy: wybór tematu, rozdział teoretyczny, metodologię, analizę wyników, zakończenie i obronę. Szablony, checklisty i rozdział o etycznym korzystaniu z AI, 39 zł.</w:t>
       </w:r>
     </w:p>
     <w:p>
       <w:pPr>
         <w:pStyle w:val="Note"/>
       </w:pPr>
-      <w:hyperlink r:id="rId20">
+      <w:r>
+        <w:t xml:space="preserve">Rozdział o metodologii badań przejrzysz za darmo:</w:t>
+      </w:r>
+      <w:r>
+        <w:t xml:space="preserve"> </w:t>
+      </w:r>
+      <w:hyperlink r:id="rId9">
         <w:r>
           <w:rPr>
             <w:rStyle w:val="Hyperlink"/>
             <w:b/>
             <w:bCs/>
           </w:rPr>
-          <w:t xml:space="preserve">www.smart-edu.ai/pl/masters-thesis</w:t>
+          <w:t xml:space="preserve">praca-magisterska.pl/sklep/praca-magisterska-ebook/</w:t>
         </w:r>
       </w:hyperlink>
     </w:p>
@@ -248,35 +254,50 @@
         <w:pStyle w:val="BodyText"/>
       </w:pPr>
       <w:r>
-        <w:t xml:space="preserve">Wolisz napisać pracę w pełni samodzielnie? Pomoże Ci ebook</w:t>
+        <w:t xml:space="preserve">Chcesz zobaczyć, jak wygląda cała praca? Zajrzyj do</w:t>
       </w:r>
       <w:r>
         <w:t xml:space="preserve"> </w:t>
       </w:r>
-      <w:r>
-        <w:rPr>
-          <w:b/>
-          <w:bCs/>
-        </w:rPr>
-        <w:t xml:space="preserve">„Jak napisać pracę magisterską. Kompletny przewodnik od A do Z”</w:t>
-      </w:r>
-      <w:r>
-        <w:t xml:space="preserve"> </w:t>
-      </w:r>
-      <w:r>
-        <w:t xml:space="preserve">— 250 stron praktycznych wskazówek, szablonów i checklist, z rozdziałem o etycznym korzystaniu z AI:</w:t>
-      </w:r>
-      <w:r>
-        <w:t xml:space="preserve"> </w:t>
-      </w:r>
-      <w:hyperlink r:id="rId21">
+      <w:hyperlink r:id="rId10">
         <w:r>
           <w:rPr>
             <w:rStyle w:val="Hyperlink"/>
           </w:rPr>
-          <w:t xml:space="preserve">www.praca-magisterska.pl/sklep/praca-magisterska-ebook/</w:t>
+          <w:t xml:space="preserve">katalogu gotowych prac wzorcowych</w:t>
         </w:r>
       </w:hyperlink>
+      <w:r>
+        <w:t xml:space="preserve"> </w:t>
+      </w:r>
+      <w:r>
+        <w:t xml:space="preserve">z przypisami i bibliografią (59 zł za pracę).</w:t>
+      </w:r>
+    </w:p>
+    <w:p>
+      <w:pPr>
+        <w:pStyle w:val="BodyText"/>
+      </w:pPr>
+      <w:r>
+        <w:t xml:space="preserve">Generator</w:t>
+      </w:r>
+      <w:r>
+        <w:t xml:space="preserve"> </w:t>
+      </w:r>
+      <w:hyperlink r:id="rId11">
+        <w:r>
+          <w:rPr>
+            <w:rStyle w:val="Hyperlink"/>
+          </w:rPr>
+          <w:t xml:space="preserve">Smart-Edu.ai</w:t>
+        </w:r>
+      </w:hyperlink>
+      <w:r>
+        <w:t xml:space="preserve"> </w:t>
+      </w:r>
+      <w:r>
+        <w:t xml:space="preserve">przygotuje pierwszą wersję tekstu z pomocą sztucznej inteligencji, jeśli wolisz zacząć od szkicu.</w:t>
+      </w:r>
     </w:p>
     <w:p>
       <w:pPr>
@@ -292,7 +313,7 @@
       <w:r>
         <w:t xml:space="preserve"> </w:t>
       </w:r>
-      <w:hyperlink r:id="rId22">
+      <w:hyperlink r:id="rId12">
         <w:r>
           <w:rPr>
             <w:rStyle w:val="Hyperlink"/>
@@ -303,7 +324,7 @@
         </w:r>
       </w:hyperlink>
     </w:p>
-    <w:bookmarkEnd w:id="23"/>
+    <w:bookmarkEnd w:id="13"/>
     <w:sectPr/>
   </w:body>
 </w:document>

--- a/public/downloads/wzor-zakonczenia-pracy-magisterskiej.docx
+++ b/public/downloads/wzor-zakonczenia-pracy-magisterskiej.docx
@@ -225,7 +225,7 @@
         <w:pStyle w:val="Note"/>
       </w:pPr>
       <w:r>
-        <w:t xml:space="preserve">Ten wzór daje gotowy układ. Ebook prowadzi krok po kroku przez każdą część pracy: wybór tematu, rozdział teoretyczny, metodologię, analizę wyników, zakończenie i obronę. Szablony, checklisty i rozdział o etycznym korzystaniu z AI, 39 zł.</w:t>
+        <w:t xml:space="preserve">Ten wzór daje gotowy układ. Ebook prowadzi krok po kroku przez każdą część pracy: wybór tematu, rozdział teoretyczny, metodologię, analizę wyników, zakończenie i obronę. Szablony, checklisty i rozdział o etycznym korzystaniu z AI, 49 zł.</w:t>
       </w:r>
     </w:p>
     <w:p>
